--- a/reports/scorecards/AFG_Scorecard_2026-09-18.docx
+++ b/reports/scorecards/AFG_Scorecard_2026-09-18.docx
@@ -250,7 +250,7 @@
                 <w:color w:val="17365D"/>
                 <w:sz w:val="52"/>
               </w:rPr>
-              <w:t>5-2</w:t>
+              <w:t>5-1</w:t>
             </w:r>
           </w:p>
           <w:p>
@@ -266,7 +266,7 @@
                 <w:color w:val="17365D"/>
                 <w:sz w:val="22"/>
               </w:rPr>
-              <w:t>71% accuracy</w:t>
+              <w:t>83% accuracy</w:t>
             </w:r>
           </w:p>
           <w:p>
@@ -282,7 +282,7 @@
                 <w:color w:val="808080"/>
                 <w:sz w:val="19"/>
               </w:rPr>
-              <w:t>AFG Brier 0.193</w:t>
+              <w:t>AFG Brier 0.129</w:t>
             </w:r>
           </w:p>
           <w:p>
@@ -298,7 +298,7 @@
                 <w:color w:val="1F6F3D"/>
                 <w:sz w:val="18"/>
               </w:rPr>
-              <w:t>beats market by 0.014</w:t>
+              <w:t>beats market by 0.045</w:t>
             </w:r>
           </w:p>
         </w:tc>
@@ -2896,6 +2896,331 @@
     </w:tbl>
     <w:p>
       <w:pPr>
+        <w:spacing w:before="280" w:after="80"/>
+        <w:pBdr>
+          <w:bottom w:val="single" w:sz="6" w:color="365F91" w:space="3"/>
+        </w:pBdr>
+      </w:pPr>
+      <w:r>
+        <w:rPr>
+          <w:rFonts w:ascii="Cambria" w:hAnsi="Cambria"/>
+          <w:b/>
+          <w:i w:val="0"/>
+          <w:color w:val="365F91"/>
+          <w:sz w:val="26"/>
+        </w:rPr>
+        <w:t>Closed Positions</w:t>
+      </w:r>
+    </w:p>
+    <w:p>
+      <w:pPr>
+        <w:spacing w:after="120"/>
+      </w:pPr>
+      <w:r>
+        <w:rPr>
+          <w:rFonts w:ascii="Cambria" w:hAnsi="Cambria"/>
+          <w:b w:val="0"/>
+          <w:i/>
+          <w:color w:val="808080"/>
+          <w:sz w:val="18"/>
+        </w:rPr>
+        <w:t>Contracts AFG exited before resolution. A subscriber following AFG held no position at settlement. The First-Call track above still scores the original call; the Updated-Position track excludes these. Shown here with the outcome so the record is complete.</w:t>
+      </w:r>
+    </w:p>
+    <w:tbl>
+      <w:tblPr>
+        <w:tblLook w:firstColumn="1" w:firstRow="1" w:lastColumn="0" w:lastRow="0" w:noHBand="0" w:noVBand="1" w:val="04A0"/>
+        <w:tblW w:w="10800" w:type="dxa"/>
+      </w:tblPr>
+      <w:tblGrid>
+        <w:gridCol w:w="3200"/>
+        <w:gridCol w:w="1700"/>
+        <w:gridCol w:w="1400"/>
+        <w:gridCol w:w="1400"/>
+        <w:gridCol w:w="3100"/>
+      </w:tblGrid>
+      <w:tr>
+        <w:tc>
+          <w:tcPr>
+            <w:shd w:fill="DCE6F1" w:val="clear"/>
+            <w:tcBorders>
+              <w:top w:val="single" w:sz="2" w:color="B0B8C8"/>
+              <w:left w:val="single" w:sz="2" w:color="B0B8C8"/>
+              <w:bottom w:val="single" w:sz="2" w:color="B0B8C8"/>
+              <w:right w:val="single" w:sz="2" w:color="B0B8C8"/>
+            </w:tcBorders>
+            <w:tcW w:w="3200" w:type="dxa"/>
+          </w:tcPr>
+          <w:p>
+            <w:pPr>
+              <w:spacing w:before="80" w:after="80"/>
+            </w:pPr>
+            <w:r/>
+            <w:r>
+              <w:rPr>
+                <w:rFonts w:ascii="Cambria" w:hAnsi="Cambria"/>
+                <w:b/>
+                <w:i w:val="0"/>
+                <w:color w:val="17365D"/>
+                <w:sz w:val="19"/>
+              </w:rPr>
+              <w:t>Market</w:t>
+            </w:r>
+          </w:p>
+        </w:tc>
+        <w:tc>
+          <w:tcPr>
+            <w:shd w:fill="DCE6F1" w:val="clear"/>
+            <w:tcBorders>
+              <w:top w:val="single" w:sz="2" w:color="B0B8C8"/>
+              <w:left w:val="single" w:sz="2" w:color="B0B8C8"/>
+              <w:bottom w:val="single" w:sz="2" w:color="B0B8C8"/>
+              <w:right w:val="single" w:sz="2" w:color="B0B8C8"/>
+            </w:tcBorders>
+            <w:tcW w:w="1700" w:type="dxa"/>
+          </w:tcPr>
+          <w:p>
+            <w:pPr>
+              <w:spacing w:before="80" w:after="80"/>
+            </w:pPr>
+            <w:r/>
+            <w:r>
+              <w:rPr>
+                <w:rFonts w:ascii="Cambria" w:hAnsi="Cambria"/>
+                <w:b/>
+                <w:i w:val="0"/>
+                <w:color w:val="17365D"/>
+                <w:sz w:val="19"/>
+              </w:rPr>
+              <w:t>Original Call</w:t>
+            </w:r>
+          </w:p>
+        </w:tc>
+        <w:tc>
+          <w:tcPr>
+            <w:shd w:fill="DCE6F1" w:val="clear"/>
+            <w:tcBorders>
+              <w:top w:val="single" w:sz="2" w:color="B0B8C8"/>
+              <w:left w:val="single" w:sz="2" w:color="B0B8C8"/>
+              <w:bottom w:val="single" w:sz="2" w:color="B0B8C8"/>
+              <w:right w:val="single" w:sz="2" w:color="B0B8C8"/>
+            </w:tcBorders>
+            <w:tcW w:w="1400" w:type="dxa"/>
+          </w:tcPr>
+          <w:p>
+            <w:pPr>
+              <w:spacing w:before="80" w:after="80"/>
+            </w:pPr>
+            <w:r/>
+            <w:r>
+              <w:rPr>
+                <w:rFonts w:ascii="Cambria" w:hAnsi="Cambria"/>
+                <w:b/>
+                <w:i w:val="0"/>
+                <w:color w:val="17365D"/>
+                <w:sz w:val="19"/>
+              </w:rPr>
+              <w:t>Closed</w:t>
+            </w:r>
+          </w:p>
+        </w:tc>
+        <w:tc>
+          <w:tcPr>
+            <w:shd w:fill="DCE6F1" w:val="clear"/>
+            <w:tcBorders>
+              <w:top w:val="single" w:sz="2" w:color="B0B8C8"/>
+              <w:left w:val="single" w:sz="2" w:color="B0B8C8"/>
+              <w:bottom w:val="single" w:sz="2" w:color="B0B8C8"/>
+              <w:right w:val="single" w:sz="2" w:color="B0B8C8"/>
+            </w:tcBorders>
+            <w:tcW w:w="1400" w:type="dxa"/>
+          </w:tcPr>
+          <w:p>
+            <w:pPr>
+              <w:spacing w:before="80" w:after="80"/>
+            </w:pPr>
+            <w:r/>
+            <w:r>
+              <w:rPr>
+                <w:rFonts w:ascii="Cambria" w:hAnsi="Cambria"/>
+                <w:b/>
+                <w:i w:val="0"/>
+                <w:color w:val="17365D"/>
+                <w:sz w:val="19"/>
+              </w:rPr>
+              <w:t>Outcome</w:t>
+            </w:r>
+          </w:p>
+        </w:tc>
+        <w:tc>
+          <w:tcPr>
+            <w:shd w:fill="DCE6F1" w:val="clear"/>
+            <w:tcBorders>
+              <w:top w:val="single" w:sz="2" w:color="B0B8C8"/>
+              <w:left w:val="single" w:sz="2" w:color="B0B8C8"/>
+              <w:bottom w:val="single" w:sz="2" w:color="B0B8C8"/>
+              <w:right w:val="single" w:sz="2" w:color="B0B8C8"/>
+            </w:tcBorders>
+            <w:tcW w:w="3100" w:type="dxa"/>
+          </w:tcPr>
+          <w:p>
+            <w:pPr>
+              <w:spacing w:before="80" w:after="80"/>
+            </w:pPr>
+            <w:r/>
+            <w:r>
+              <w:rPr>
+                <w:rFonts w:ascii="Cambria" w:hAnsi="Cambria"/>
+                <w:b/>
+                <w:i w:val="0"/>
+                <w:color w:val="17365D"/>
+                <w:sz w:val="19"/>
+              </w:rPr>
+              <w:t>Original Call Would Have</w:t>
+            </w:r>
+          </w:p>
+        </w:tc>
+      </w:tr>
+      <w:tr>
+        <w:tc>
+          <w:tcPr>
+            <w:tcBorders>
+              <w:top w:val="single" w:sz="2" w:color="B0B8C8"/>
+              <w:left w:val="single" w:sz="2" w:color="B0B8C8"/>
+              <w:bottom w:val="single" w:sz="2" w:color="B0B8C8"/>
+              <w:right w:val="single" w:sz="2" w:color="B0B8C8"/>
+            </w:tcBorders>
+            <w:tcW w:w="3200" w:type="dxa"/>
+          </w:tcPr>
+          <w:p>
+            <w:pPr>
+              <w:spacing w:before="60" w:after="60"/>
+            </w:pPr>
+            <w:r/>
+            <w:r>
+              <w:rPr>
+                <w:rFonts w:ascii="Cambria" w:hAnsi="Cambria"/>
+                <w:b w:val="0"/>
+                <w:i w:val="0"/>
+                <w:color w:val="17365D"/>
+                <w:sz w:val="18"/>
+              </w:rPr>
+              <w:t>Fed decision in September — Mainta</w:t>
+            </w:r>
+          </w:p>
+        </w:tc>
+        <w:tc>
+          <w:tcPr>
+            <w:tcBorders>
+              <w:top w:val="single" w:sz="2" w:color="B0B8C8"/>
+              <w:left w:val="single" w:sz="2" w:color="B0B8C8"/>
+              <w:bottom w:val="single" w:sz="2" w:color="B0B8C8"/>
+              <w:right w:val="single" w:sz="2" w:color="B0B8C8"/>
+            </w:tcBorders>
+            <w:tcW w:w="1700" w:type="dxa"/>
+          </w:tcPr>
+          <w:p>
+            <w:pPr>
+              <w:spacing w:before="60" w:after="60"/>
+            </w:pPr>
+            <w:r/>
+            <w:r>
+              <w:rPr>
+                <w:rFonts w:ascii="Cambria" w:hAnsi="Cambria"/>
+                <w:b/>
+                <w:i w:val="0"/>
+                <w:color w:val="1F6F3D"/>
+                <w:sz w:val="18"/>
+              </w:rPr>
+              <w:t>BUY YES @ 76%</w:t>
+            </w:r>
+          </w:p>
+        </w:tc>
+        <w:tc>
+          <w:tcPr>
+            <w:tcBorders>
+              <w:top w:val="single" w:sz="2" w:color="B0B8C8"/>
+              <w:left w:val="single" w:sz="2" w:color="B0B8C8"/>
+              <w:bottom w:val="single" w:sz="2" w:color="B0B8C8"/>
+              <w:right w:val="single" w:sz="2" w:color="B0B8C8"/>
+            </w:tcBorders>
+            <w:tcW w:w="1400" w:type="dxa"/>
+          </w:tcPr>
+          <w:p>
+            <w:pPr>
+              <w:spacing w:before="60" w:after="60"/>
+            </w:pPr>
+            <w:r/>
+            <w:r>
+              <w:rPr>
+                <w:rFonts w:ascii="Cambria" w:hAnsi="Cambria"/>
+                <w:b w:val="0"/>
+                <w:i w:val="0"/>
+                <w:color w:val="808080"/>
+                <w:sz w:val="18"/>
+              </w:rPr>
+              <w:t>2026-08-31</w:t>
+            </w:r>
+          </w:p>
+        </w:tc>
+        <w:tc>
+          <w:tcPr>
+            <w:tcBorders>
+              <w:top w:val="single" w:sz="2" w:color="B0B8C8"/>
+              <w:left w:val="single" w:sz="2" w:color="B0B8C8"/>
+              <w:bottom w:val="single" w:sz="2" w:color="B0B8C8"/>
+              <w:right w:val="single" w:sz="2" w:color="B0B8C8"/>
+            </w:tcBorders>
+            <w:tcW w:w="1400" w:type="dxa"/>
+          </w:tcPr>
+          <w:p>
+            <w:pPr>
+              <w:spacing w:before="60" w:after="60"/>
+            </w:pPr>
+            <w:r/>
+            <w:r>
+              <w:rPr>
+                <w:rFonts w:ascii="Cambria" w:hAnsi="Cambria"/>
+                <w:b/>
+                <w:i w:val="0"/>
+                <w:color w:val="17365D"/>
+                <w:sz w:val="18"/>
+              </w:rPr>
+              <w:t>NO</w:t>
+            </w:r>
+          </w:p>
+        </w:tc>
+        <w:tc>
+          <w:tcPr>
+            <w:tcBorders>
+              <w:top w:val="single" w:sz="2" w:color="B0B8C8"/>
+              <w:left w:val="single" w:sz="2" w:color="B0B8C8"/>
+              <w:bottom w:val="single" w:sz="2" w:color="B0B8C8"/>
+              <w:right w:val="single" w:sz="2" w:color="B0B8C8"/>
+            </w:tcBorders>
+            <w:tcW w:w="3100" w:type="dxa"/>
+          </w:tcPr>
+          <w:p>
+            <w:pPr>
+              <w:spacing w:before="60" w:after="60"/>
+            </w:pPr>
+            <w:r/>
+            <w:r>
+              <w:rPr>
+                <w:rFonts w:ascii="Cambria" w:hAnsi="Cambria"/>
+                <w:b/>
+                <w:i w:val="0"/>
+                <w:color w:val="A6231F"/>
+                <w:sz w:val="18"/>
+              </w:rPr>
+              <w:t>been Incorrect</w:t>
+            </w:r>
+          </w:p>
+        </w:tc>
+      </w:tr>
+    </w:tbl>
+    <w:p>
+      <w:pPr>
         <w:spacing w:before="320"/>
       </w:pPr>
       <w:r>
